--- a/00_总控宪章与自动化引擎/01_从0到1剧集全流程十大阶段把控标准专著/05_《第五阶段：场景空间拓扑、高浓度对峙力场与冷暖色温心理编码（Scene Bible）把控标准》.docx
+++ b/00_总控宪章与自动化引擎/01_从0到1剧集全流程十大阶段把控标准专著/05_《第五阶段：场景空间拓扑、高浓度对峙力场与冷暖色温心理编码（Scene Bible）把控标准》.docx
@@ -140,9 +140,6 @@
         </w:tc>
       </w:tr>
       <w:tr>
-        <w:trPr>
-          <w:cantSplit/>
-        </w:trPr>
         <w:tc>
           <w:tcPr>
             <w:tcW w:type="dxa" w:w="3096"/>
@@ -201,9 +198,6 @@
         </w:tc>
       </w:tr>
       <w:tr>
-        <w:trPr>
-          <w:cantSplit/>
-        </w:trPr>
         <w:tc>
           <w:tcPr>
             <w:tcW w:type="dxa" w:w="3096"/>
@@ -268,9 +262,6 @@
         </w:tc>
       </w:tr>
       <w:tr>
-        <w:trPr>
-          <w:cantSplit/>
-        </w:trPr>
         <w:tc>
           <w:tcPr>
             <w:tcW w:type="dxa" w:w="3096"/>
@@ -437,9 +428,6 @@
         </w:tc>
       </w:tr>
       <w:tr>
-        <w:trPr>
-          <w:cantSplit/>
-        </w:trPr>
         <w:tc>
           <w:tcPr>
             <w:tcW w:type="dxa" w:w="3096"/>
@@ -498,9 +486,6 @@
         </w:tc>
       </w:tr>
       <w:tr>
-        <w:trPr>
-          <w:cantSplit/>
-        </w:trPr>
         <w:tc>
           <w:tcPr>
             <w:tcW w:type="dxa" w:w="3096"/>

--- a/00_总控宪章与自动化引擎/01_从0到1剧集全流程十大阶段把控标准专著/05_《第五阶段：场景空间拓扑、高浓度对峙力场与冷暖色温心理编码（Scene Bible）把控标准》.docx
+++ b/00_总控宪章与自动化引擎/01_从0到1剧集全流程十大阶段把控标准专著/05_《第五阶段：场景空间拓扑、高浓度对峙力场与冷暖色温心理编码（Scene Bible）把控标准》.docx
@@ -546,6 +546,397 @@
         </w:tc>
       </w:tr>
     </w:tbl>
+    <w:p>
+      <w:pPr>
+        <w:spacing w:before="200" w:after="80" w:line="384" w:lineRule="auto"/>
+        <w:jc w:val="left"/>
+      </w:pPr>
+      <w:r>
+        <w:rPr>
+          <w:rFonts w:ascii="Arial" w:hAnsi="Arial" w:eastAsia="黑体"/>
+          <w:b/>
+          <w:color w:val="192D55"/>
+          <w:sz w:val="25"/>
+        </w:rPr>
+        <w:t>第三章　【场景工程实操工具】全剧核心场景空间拓扑、对峙轴线与三篇章光影演进设计卡</w:t>
+      </w:r>
+    </w:p>
+    <w:tbl>
+      <w:tblPr>
+        <w:tblStyle w:val="TableGrid"/>
+        <w:tblW w:type="auto" w:w="0"/>
+        <w:jc w:val="center"/>
+        <w:tblLayout w:type="fixed"/>
+        <w:tblLook w:firstColumn="1" w:firstRow="1" w:lastColumn="0" w:lastRow="0" w:noHBand="0" w:noVBand="1" w:val="04A0"/>
+      </w:tblPr>
+      <w:tblGrid>
+        <w:gridCol w:w="3456"/>
+        <w:gridCol w:w="3456"/>
+        <w:gridCol w:w="3456"/>
+      </w:tblGrid>
+      <w:tr>
+        <w:trPr>
+          <w:tblHeader/>
+          <w:cantSplit/>
+        </w:trPr>
+        <w:tc>
+          <w:tcPr>
+            <w:tcW w:type="dxa" w:w="2664"/>
+            <w:vAlign w:val="center"/>
+            <w:tcMar>
+              <w:top w:w="130" w:type="dxa"/>
+              <w:bottom w:w="130" w:type="dxa"/>
+              <w:left w:w="150" w:type="dxa"/>
+              <w:right w:w="150" w:type="dxa"/>
+            </w:tcMar>
+            <w:shd w:fill="1F3864"/>
+          </w:tcPr>
+          <w:p>
+            <w:pPr>
+              <w:spacing w:before="40" w:after="40" w:line="312" w:lineRule="auto"/>
+              <w:jc w:val="center"/>
+            </w:pPr>
+            <w:r/>
+            <w:r>
+              <w:rPr>
+                <w:rFonts w:ascii="Arial" w:hAnsi="Arial" w:eastAsia="黑体"/>
+                <w:b/>
+                <w:color w:val="FFFFFF"/>
+                <w:sz w:val="19"/>
+              </w:rPr>
+              <w:t>实操把控与自检维度</w:t>
+            </w:r>
+          </w:p>
+        </w:tc>
+        <w:tc>
+          <w:tcPr>
+            <w:tcW w:type="dxa" w:w="4104"/>
+            <w:vAlign w:val="center"/>
+            <w:tcMar>
+              <w:top w:w="130" w:type="dxa"/>
+              <w:bottom w:w="130" w:type="dxa"/>
+              <w:left w:w="150" w:type="dxa"/>
+              <w:right w:w="150" w:type="dxa"/>
+            </w:tcMar>
+            <w:shd w:fill="1F3864"/>
+          </w:tcPr>
+          <w:p>
+            <w:pPr>
+              <w:spacing w:before="40" w:after="40" w:line="312" w:lineRule="auto"/>
+              <w:jc w:val="center"/>
+            </w:pPr>
+            <w:r/>
+            <w:r>
+              <w:rPr>
+                <w:rFonts w:ascii="Arial" w:hAnsi="Arial" w:eastAsia="黑体"/>
+                <w:b/>
+                <w:color w:val="FFFFFF"/>
+                <w:sz w:val="19"/>
+              </w:rPr>
+              <w:t>工业级执行标准与质检清单（Checklist）</w:t>
+            </w:r>
+          </w:p>
+        </w:tc>
+        <w:tc>
+          <w:tcPr>
+            <w:tcW w:type="dxa" w:w="3600"/>
+            <w:vAlign w:val="center"/>
+            <w:tcMar>
+              <w:top w:w="130" w:type="dxa"/>
+              <w:bottom w:w="130" w:type="dxa"/>
+              <w:left w:w="150" w:type="dxa"/>
+              <w:right w:w="150" w:type="dxa"/>
+            </w:tcMar>
+            <w:shd w:fill="1F3864"/>
+          </w:tcPr>
+          <w:p>
+            <w:pPr>
+              <w:spacing w:before="40" w:after="40" w:line="312" w:lineRule="auto"/>
+              <w:jc w:val="center"/>
+            </w:pPr>
+            <w:r/>
+            <w:r>
+              <w:rPr>
+                <w:rFonts w:ascii="Arial" w:hAnsi="Arial" w:eastAsia="黑体"/>
+                <w:b/>
+                <w:color w:val="FFFFFF"/>
+                <w:sz w:val="19"/>
+              </w:rPr>
+              <w:t>新剧项目落地填写区</w:t>
+            </w:r>
+          </w:p>
+        </w:tc>
+      </w:tr>
+      <w:tr>
+        <w:tc>
+          <w:tcPr>
+            <w:tcW w:type="dxa" w:w="2664"/>
+            <w:vAlign w:val="center"/>
+            <w:tcMar>
+              <w:top w:w="105" w:type="dxa"/>
+              <w:bottom w:w="105" w:type="dxa"/>
+              <w:left w:w="145" w:type="dxa"/>
+              <w:right w:w="145" w:type="dxa"/>
+            </w:tcMar>
+          </w:tcPr>
+          <w:p>
+            <w:pPr>
+              <w:spacing w:before="40" w:after="40" w:line="341" w:lineRule="auto"/>
+              <w:jc w:val="left"/>
+            </w:pPr>
+            <w:r/>
+            <w:r>
+              <w:rPr>
+                <w:rFonts w:ascii="Times New Roman" w:hAnsi="Times New Roman" w:eastAsia="宋体"/>
+                <w:b/>
+                <w:color w:val="191919"/>
+                <w:sz w:val="19"/>
+              </w:rPr>
+              <w:t>1. 家庭避风港 vs 秘密暗室对门拓扑</w:t>
+            </w:r>
+          </w:p>
+        </w:tc>
+        <w:tc>
+          <w:tcPr>
+            <w:tcW w:type="dxa" w:w="4104"/>
+            <w:vAlign w:val="center"/>
+            <w:tcMar>
+              <w:top w:w="105" w:type="dxa"/>
+              <w:bottom w:w="105" w:type="dxa"/>
+              <w:left w:w="145" w:type="dxa"/>
+              <w:right w:w="145" w:type="dxa"/>
+            </w:tcMar>
+          </w:tcPr>
+          <w:p>
+            <w:pPr>
+              <w:spacing w:before="40" w:after="40" w:line="341" w:lineRule="auto"/>
+              <w:jc w:val="left"/>
+            </w:pPr>
+            <w:r/>
+            <w:r>
+              <w:rPr>
+                <w:rFonts w:ascii="Times New Roman" w:hAnsi="Times New Roman" w:eastAsia="宋体"/>
+                <w:b w:val="0"/>
+                <w:color w:val="191919"/>
+                <w:sz w:val="19"/>
+              </w:rPr>
+              <w:t>将至亲生活空间与秘密谋划空间置于同一楼层或紧密相邻位置，利用一墙之隔、门缝窥视与餐桌桌底动作制造高频悬念。</w:t>
+            </w:r>
+          </w:p>
+        </w:tc>
+        <w:tc>
+          <w:tcPr>
+            <w:tcW w:type="dxa" w:w="3600"/>
+            <w:vAlign w:val="center"/>
+            <w:tcMar>
+              <w:top w:w="105" w:type="dxa"/>
+              <w:bottom w:w="105" w:type="dxa"/>
+              <w:left w:w="145" w:type="dxa"/>
+              <w:right w:w="145" w:type="dxa"/>
+            </w:tcMar>
+          </w:tcPr>
+          <w:p>
+            <w:pPr>
+              <w:spacing w:before="40" w:after="40" w:line="341" w:lineRule="auto"/>
+              <w:jc w:val="left"/>
+            </w:pPr>
+            <w:r/>
+            <w:r>
+              <w:rPr>
+                <w:rFonts w:ascii="Times New Roman" w:hAnsi="Times New Roman" w:eastAsia="宋体"/>
+                <w:b w:val="0"/>
+                <w:color w:val="191919"/>
+                <w:sz w:val="19"/>
+              </w:rPr>
+              <w:t>【核心生活主场景】：__________</w:t>
+              <w:br/>
+              <w:t>【相邻秘密据点场景】：________</w:t>
+            </w:r>
+          </w:p>
+        </w:tc>
+      </w:tr>
+      <w:tr>
+        <w:tc>
+          <w:tcPr>
+            <w:tcW w:type="dxa" w:w="2664"/>
+            <w:vAlign w:val="center"/>
+            <w:tcMar>
+              <w:top w:w="105" w:type="dxa"/>
+              <w:bottom w:w="105" w:type="dxa"/>
+              <w:left w:w="145" w:type="dxa"/>
+              <w:right w:w="145" w:type="dxa"/>
+            </w:tcMar>
+            <w:shd w:fill="F7FAFC"/>
+          </w:tcPr>
+          <w:p>
+            <w:pPr>
+              <w:spacing w:before="40" w:after="40" w:line="341" w:lineRule="auto"/>
+              <w:jc w:val="left"/>
+            </w:pPr>
+            <w:r/>
+            <w:r>
+              <w:rPr>
+                <w:rFonts w:ascii="Times New Roman" w:hAnsi="Times New Roman" w:eastAsia="宋体"/>
+                <w:b/>
+                <w:color w:val="191919"/>
+                <w:sz w:val="19"/>
+              </w:rPr>
+              <w:t>2. 封闭移动交通工具与街巷力场</w:t>
+            </w:r>
+          </w:p>
+        </w:tc>
+        <w:tc>
+          <w:tcPr>
+            <w:tcW w:type="dxa" w:w="4104"/>
+            <w:vAlign w:val="center"/>
+            <w:tcMar>
+              <w:top w:w="105" w:type="dxa"/>
+              <w:bottom w:w="105" w:type="dxa"/>
+              <w:left w:w="145" w:type="dxa"/>
+              <w:right w:w="145" w:type="dxa"/>
+            </w:tcMar>
+            <w:shd w:fill="F7FAFC"/>
+          </w:tcPr>
+          <w:p>
+            <w:pPr>
+              <w:spacing w:before="40" w:after="40" w:line="341" w:lineRule="auto"/>
+              <w:jc w:val="left"/>
+            </w:pPr>
+            <w:r/>
+            <w:r>
+              <w:rPr>
+                <w:rFonts w:ascii="Times New Roman" w:hAnsi="Times New Roman" w:eastAsia="宋体"/>
+                <w:b w:val="0"/>
+                <w:color w:val="191919"/>
+                <w:sz w:val="19"/>
+              </w:rPr>
+              <w:t>善用有轨电车、公交车、电梯、电话亭等封闭狭长空间，迫使处于冲突中的角色近距离同框交锋。</w:t>
+            </w:r>
+          </w:p>
+        </w:tc>
+        <w:tc>
+          <w:tcPr>
+            <w:tcW w:type="dxa" w:w="3600"/>
+            <w:vAlign w:val="center"/>
+            <w:tcMar>
+              <w:top w:w="105" w:type="dxa"/>
+              <w:bottom w:w="105" w:type="dxa"/>
+              <w:left w:w="145" w:type="dxa"/>
+              <w:right w:w="145" w:type="dxa"/>
+            </w:tcMar>
+            <w:shd w:fill="F7FAFC"/>
+          </w:tcPr>
+          <w:p>
+            <w:pPr>
+              <w:spacing w:before="40" w:after="40" w:line="341" w:lineRule="auto"/>
+              <w:jc w:val="left"/>
+            </w:pPr>
+            <w:r/>
+            <w:r>
+              <w:rPr>
+                <w:rFonts w:ascii="Times New Roman" w:hAnsi="Times New Roman" w:eastAsia="宋体"/>
+                <w:b w:val="0"/>
+                <w:color w:val="191919"/>
+                <w:sz w:val="19"/>
+              </w:rPr>
+              <w:t>【核心移动交通工具场景】：____</w:t>
+              <w:br/>
+              <w:t>【关键生死转折街巷场景】：____</w:t>
+            </w:r>
+          </w:p>
+        </w:tc>
+      </w:tr>
+      <w:tr>
+        <w:tc>
+          <w:tcPr>
+            <w:tcW w:type="dxa" w:w="2664"/>
+            <w:vAlign w:val="center"/>
+            <w:tcMar>
+              <w:top w:w="105" w:type="dxa"/>
+              <w:bottom w:w="105" w:type="dxa"/>
+              <w:left w:w="145" w:type="dxa"/>
+              <w:right w:w="145" w:type="dxa"/>
+            </w:tcMar>
+          </w:tcPr>
+          <w:p>
+            <w:pPr>
+              <w:spacing w:before="40" w:after="40" w:line="341" w:lineRule="auto"/>
+              <w:jc w:val="left"/>
+            </w:pPr>
+            <w:r/>
+            <w:r>
+              <w:rPr>
+                <w:rFonts w:ascii="Times New Roman" w:hAnsi="Times New Roman" w:eastAsia="宋体"/>
+                <w:b/>
+                <w:color w:val="191919"/>
+                <w:sz w:val="19"/>
+              </w:rPr>
+              <w:t>3. 一景一档四章制标准交付核验</w:t>
+            </w:r>
+          </w:p>
+        </w:tc>
+        <w:tc>
+          <w:tcPr>
+            <w:tcW w:type="dxa" w:w="4104"/>
+            <w:vAlign w:val="center"/>
+            <w:tcMar>
+              <w:top w:w="105" w:type="dxa"/>
+              <w:bottom w:w="105" w:type="dxa"/>
+              <w:left w:w="145" w:type="dxa"/>
+              <w:right w:w="145" w:type="dxa"/>
+            </w:tcMar>
+          </w:tcPr>
+          <w:p>
+            <w:pPr>
+              <w:spacing w:before="40" w:after="40" w:line="341" w:lineRule="auto"/>
+              <w:jc w:val="left"/>
+            </w:pPr>
+            <w:r/>
+            <w:r>
+              <w:rPr>
+                <w:rFonts w:ascii="Times New Roman" w:hAnsi="Times New Roman" w:eastAsia="宋体"/>
+                <w:b w:val="0"/>
+                <w:color w:val="191919"/>
+                <w:sz w:val="19"/>
+              </w:rPr>
+              <w:t>每座场景独立成册，包含：工程参数总卡、建筑格局与子区域全景细描（含3列轴线调度表）、三篇章光影演进、全剧核心事件纪实（零剧本裸台词粘贴）。</w:t>
+            </w:r>
+          </w:p>
+        </w:tc>
+        <w:tc>
+          <w:tcPr>
+            <w:tcW w:type="dxa" w:w="3600"/>
+            <w:vAlign w:val="center"/>
+            <w:tcMar>
+              <w:top w:w="105" w:type="dxa"/>
+              <w:bottom w:w="105" w:type="dxa"/>
+              <w:left w:w="145" w:type="dxa"/>
+              <w:right w:w="145" w:type="dxa"/>
+            </w:tcMar>
+          </w:tcPr>
+          <w:p>
+            <w:pPr>
+              <w:spacing w:before="40" w:after="40" w:line="341" w:lineRule="auto"/>
+              <w:jc w:val="left"/>
+            </w:pPr>
+            <w:r/>
+            <w:r>
+              <w:rPr>
+                <w:rFonts w:ascii="Times New Roman" w:hAnsi="Times New Roman" w:eastAsia="宋体"/>
+                <w:b w:val="0"/>
+                <w:color w:val="191919"/>
+                <w:sz w:val="19"/>
+              </w:rPr>
+              <w:t>□ 已建立全场景3列轴线调度表</w:t>
+              <w:br/>
+              <w:t>□ 已明确各阶段K值色温变化</w:t>
+              <w:br/>
+              <w:t>□ 零跨场景串味与零剧本原文堆砌</w:t>
+            </w:r>
+          </w:p>
+        </w:tc>
+      </w:tr>
+    </w:tbl>
     <w:sectPr>
       <w:pgSz w:w="12240" w:h="15840"/>
       <w:pgMar w:top="1080" w:right="936" w:bottom="1080" w:left="936" w:header="720" w:footer="720" w:gutter="0"/>
